--- a/_support/supports_par_modules/NB/Support_JUN_NB.docx
+++ b/_support/supports_par_modules/NB/Support_JUN_NB.docx
@@ -2413,7 +2413,7 @@
           <w:szCs w:val="18"/>
           <w:u w:val="none"/>
         </w:rPr>
-        <w:t xml:space="preserve">CC-TST.2</w:t>
+        <w:t xml:space="preserve">CC-TST.4</w:t>
       </w:r>
       <w:r>
         <w:rPr>
